--- a/DESTINATION-NIGERIA-BRAND-KIT/09_DOCUMENT_TEMPLATES/WORKSHOP_MATERIALS/DN_Attendance-Sheet_A4.docx
+++ b/DESTINATION-NIGERIA-BRAND-KIT/09_DOCUMENT_TEMPLATES/WORKSHOP_MATERIALS/DN_Attendance-Sheet_A4.docx
@@ -16,7 +16,7 @@
           <w:r>
             <w:rPr>
               <w:b/>
-              <w:color w:val="9A6510"/>
+              <w:color w:val="8A5A0C"/>
             </w:rPr>
             <w:t xml:space="preserve">[Workshop title]</w:t>
           </w:r>
@@ -40,16 +40,16 @@
         <w:tblW w:type="auto" w:w="0"/>
         <w:tblLook w:firstColumn="1" w:firstRow="1" w:lastColumn="0" w:lastRow="0" w:noHBand="0" w:noVBand="1" w:val="04A0"/>
         <w:tblBorders>
-          <w:top w:val="single" w:sz="4" w:color="A9BFA9"/>
-          <w:left w:val="nil"/>
-          <w:bottom w:val="single" w:sz="4" w:color="A9BFA9"/>
-          <w:right w:val="nil"/>
-          <w:insideH w:val="single" w:sz="4" w:color="A9BFA9"/>
+          <w:top w:val="single" w:sz="4" w:color="E7DFCF"/>
+          <w:left w:val="nil"/>
+          <w:bottom w:val="single" w:sz="4" w:color="E7DFCF"/>
+          <w:right w:val="nil"/>
+          <w:insideH w:val="single" w:sz="4" w:color="E7DFCF"/>
           <w:insideV w:val="nil"/>
         </w:tblBorders>
         <w:tblCellMar>
           <w:top w:w="70" w:type="dxa"/>
-          <w:left w:w="100" w:type="dxa"/>
+          <w:left w:w="0" w:type="dxa"/>
           <w:bottom w:w="70" w:type="dxa"/>
           <w:right w:w="100" w:type="dxa"/>
         </w:tblCellMar>
@@ -158,11 +158,11 @@
         <w:jc w:val="left"/>
         <w:tblLook w:firstColumn="1" w:firstRow="1" w:lastColumn="0" w:lastRow="0" w:noHBand="0" w:noVBand="1" w:val="04A0"/>
         <w:tblBorders>
-          <w:top w:val="single" w:sz="4" w:color="A9BFA9"/>
-          <w:left w:val="nil"/>
-          <w:bottom w:val="single" w:sz="4" w:color="A9BFA9"/>
-          <w:right w:val="nil"/>
-          <w:insideH w:val="single" w:sz="4" w:color="A9BFA9"/>
+          <w:top w:val="single" w:sz="4" w:color="E7DFCF"/>
+          <w:left w:val="nil"/>
+          <w:bottom w:val="single" w:sz="4" w:color="E7DFCF"/>
+          <w:right w:val="nil"/>
+          <w:insideH w:val="single" w:sz="4" w:color="E7DFCF"/>
           <w:insideV w:val="nil"/>
         </w:tblBorders>
         <w:tblCellMar>
@@ -188,7 +188,9 @@
         <w:tc>
           <w:tcPr>
             <w:tcW w:type="dxa" w:w="680"/>
-            <w:shd w:val="clear" w:color="auto" w:fill="E7DFCF"/>
+            <w:tcBorders>
+              <w:bottom w:val="single" w:sz="8" w:color="103428"/>
+            </w:tcBorders>
           </w:tcPr>
           <w:p>
             <w:pPr>
@@ -207,7 +209,9 @@
         <w:tc>
           <w:tcPr>
             <w:tcW w:type="dxa" w:w="2948"/>
-            <w:shd w:val="clear" w:color="auto" w:fill="E7DFCF"/>
+            <w:tcBorders>
+              <w:bottom w:val="single" w:sz="8" w:color="103428"/>
+            </w:tcBorders>
           </w:tcPr>
           <w:p>
             <w:pPr>
@@ -226,7 +230,9 @@
         <w:tc>
           <w:tcPr>
             <w:tcW w:type="dxa" w:w="2721"/>
-            <w:shd w:val="clear" w:color="auto" w:fill="E7DFCF"/>
+            <w:tcBorders>
+              <w:bottom w:val="single" w:sz="8" w:color="103428"/>
+            </w:tcBorders>
           </w:tcPr>
           <w:p>
             <w:pPr>
@@ -245,7 +251,9 @@
         <w:tc>
           <w:tcPr>
             <w:tcW w:type="dxa" w:w="2041"/>
-            <w:shd w:val="clear" w:color="auto" w:fill="E7DFCF"/>
+            <w:tcBorders>
+              <w:bottom w:val="single" w:sz="8" w:color="103428"/>
+            </w:tcBorders>
           </w:tcPr>
           <w:p>
             <w:pPr>
@@ -264,7 +272,9 @@
         <w:tc>
           <w:tcPr>
             <w:tcW w:type="dxa" w:w="2948"/>
-            <w:shd w:val="clear" w:color="auto" w:fill="E7DFCF"/>
+            <w:tcBorders>
+              <w:bottom w:val="single" w:sz="8" w:color="103428"/>
+            </w:tcBorders>
           </w:tcPr>
           <w:p>
             <w:pPr>
@@ -283,7 +293,9 @@
         <w:tc>
           <w:tcPr>
             <w:tcW w:type="dxa" w:w="1814"/>
-            <w:shd w:val="clear" w:color="auto" w:fill="E7DFCF"/>
+            <w:tcBorders>
+              <w:bottom w:val="single" w:sz="8" w:color="103428"/>
+            </w:tcBorders>
           </w:tcPr>
           <w:p>
             <w:pPr>
@@ -302,7 +314,9 @@
         <w:tc>
           <w:tcPr>
             <w:tcW w:type="dxa" w:w="1644"/>
-            <w:shd w:val="clear" w:color="auto" w:fill="E7DFCF"/>
+            <w:tcBorders>
+              <w:bottom w:val="single" w:sz="8" w:color="103428"/>
+            </w:tcBorders>
           </w:tcPr>
           <w:p>
             <w:pPr>
@@ -1734,7 +1748,7 @@
   <w:p>
     <w:pPr>
       <w:pBdr>
-        <w:top w:val="single" w:sz="4" w:space="6" w:color="A9BFA9"/>
+        <w:top w:val="single" w:sz="4" w:space="6" w:color="E7DFCF"/>
       </w:pBdr>
       <w:tabs>
         <w:tab w:pos="14798" w:val="right"/>
@@ -1756,7 +1770,7 @@
         <w:color w:val="5F6662"/>
         <w:sz w:val="15"/>
       </w:rPr>
-      <w:t xml:space="preserve">  ·  </w:t>
+      <w:t xml:space="preserve">   </w:t>
     </w:r>
     <w:r>
       <w:rPr>
@@ -2047,7 +2061,7 @@
   <w:docDefaults>
     <w:rPrDefault>
       <w:rPr>
-        <w:rFonts w:asciiTheme="minorHAnsi" w:eastAsiaTheme="minorEastAsia" w:hAnsiTheme="minorHAnsi" w:cstheme="minorBidi"/>
+        <w:rFonts w:ascii="Public Sans" w:hAnsi="Public Sans" w:cs="Public Sans" w:eastAsia="Public Sans"/>
         <w:sz w:val="22"/>
         <w:szCs w:val="22"/>
         <w:lang w:val="en-US" w:eastAsia="en-US" w:bidi="ar-SA"/>
@@ -2207,7 +2221,7 @@
       <w:spacing w:before="0" w:after="120" w:line="317" w:lineRule="auto"/>
     </w:pPr>
     <w:rPr>
-      <w:rFonts w:ascii="Inter" w:hAnsi="Inter" w:cs="Inter" w:eastAsia="Inter"/>
+      <w:rFonts w:ascii="Public Sans" w:hAnsi="Public Sans" w:cs="Public Sans" w:eastAsia="Public Sans"/>
       <w:b w:val="0"/>
       <w:i w:val="0"/>
       <w:color w:val="1B201E"/>
@@ -2269,16 +2283,16 @@
     <w:pPr>
       <w:keepNext/>
       <w:keepLines/>
-      <w:spacing w:before="360" w:after="120" w:line="264" w:lineRule="auto"/>
+      <w:spacing w:before="440" w:after="160" w:line="259" w:lineRule="auto"/>
       <w:outlineLvl w:val="0"/>
     </w:pPr>
     <w:rPr>
-      <w:rFonts w:asciiTheme="majorHAnsi" w:eastAsiaTheme="majorEastAsia" w:hAnsiTheme="majorHAnsi" w:cstheme="majorBidi" w:ascii="Playfair Display" w:hAnsi="Playfair Display" w:cs="Playfair Display" w:eastAsia="Playfair Display"/>
+      <w:rFonts w:ascii="Newsreader Display" w:hAnsi="Newsreader Display" w:cs="Newsreader Display" w:eastAsia="Newsreader Display"/>
       <w:b w:val="0"/>
       <w:bCs/>
       <w:i w:val="0"/>
       <w:color w:val="103428"/>
-      <w:sz w:val="40"/>
+      <w:sz w:val="44"/>
       <w:szCs w:val="28"/>
     </w:rPr>
   </w:style>
@@ -2298,12 +2312,12 @@
       <w:outlineLvl w:val="1"/>
     </w:pPr>
     <w:rPr>
-      <w:rFonts w:asciiTheme="majorHAnsi" w:eastAsiaTheme="majorEastAsia" w:hAnsiTheme="majorHAnsi" w:cstheme="majorBidi" w:ascii="Inter" w:hAnsi="Inter" w:cs="Inter" w:eastAsia="Inter"/>
-      <w:b/>
+      <w:rFonts w:ascii="Newsreader Display" w:hAnsi="Newsreader Display" w:cs="Newsreader Display" w:eastAsia="Newsreader Display"/>
+      <w:b w:val="0"/>
       <w:bCs/>
       <w:i w:val="0"/>
       <w:color w:val="103428"/>
-      <w:sz w:val="25"/>
+      <w:sz w:val="28"/>
       <w:szCs w:val="26"/>
     </w:rPr>
   </w:style>
@@ -2323,12 +2337,12 @@
       <w:outlineLvl w:val="2"/>
     </w:pPr>
     <w:rPr>
-      <w:rFonts w:asciiTheme="majorHAnsi" w:eastAsiaTheme="majorEastAsia" w:hAnsiTheme="majorHAnsi" w:cstheme="majorBidi" w:ascii="Inter" w:hAnsi="Inter" w:cs="Inter" w:eastAsia="Inter"/>
+      <w:rFonts w:ascii="Public Sans" w:hAnsi="Public Sans" w:cs="Public Sans" w:eastAsia="Public Sans"/>
       <w:b/>
       <w:bCs/>
       <w:i w:val="0"/>
-      <w:color w:val="2C5040"/>
-      <w:sz w:val="20"/>
+      <w:color w:val="103428"/>
+      <w:sz w:val="19"/>
     </w:rPr>
   </w:style>
   <w:style w:type="paragraph" w:styleId="Heading4">
@@ -2348,7 +2362,7 @@
       <w:outlineLvl w:val="3"/>
     </w:pPr>
     <w:rPr>
-      <w:rFonts w:asciiTheme="majorHAnsi" w:eastAsiaTheme="majorEastAsia" w:hAnsiTheme="majorHAnsi" w:cstheme="majorBidi"/>
+      <w:rFonts w:ascii="Newsreader Display" w:hAnsi="Newsreader Display" w:cs="Newsreader Display"/>
       <w:b/>
       <w:bCs/>
       <w:i/>
@@ -2373,7 +2387,7 @@
       <w:outlineLvl w:val="4"/>
     </w:pPr>
     <w:rPr>
-      <w:rFonts w:asciiTheme="majorHAnsi" w:eastAsiaTheme="majorEastAsia" w:hAnsiTheme="majorHAnsi" w:cstheme="majorBidi"/>
+      <w:rFonts w:ascii="Newsreader Display" w:hAnsi="Newsreader Display" w:cs="Newsreader Display"/>
       <w:color w:val="243F60" w:themeColor="accent1" w:themeShade="7F"/>
     </w:rPr>
   </w:style>
@@ -2394,7 +2408,7 @@
       <w:outlineLvl w:val="5"/>
     </w:pPr>
     <w:rPr>
-      <w:rFonts w:asciiTheme="majorHAnsi" w:eastAsiaTheme="majorEastAsia" w:hAnsiTheme="majorHAnsi" w:cstheme="majorBidi"/>
+      <w:rFonts w:ascii="Newsreader Display" w:hAnsi="Newsreader Display" w:cs="Newsreader Display"/>
       <w:i/>
       <w:iCs/>
       <w:color w:val="243F60" w:themeColor="accent1" w:themeShade="7F"/>
@@ -2417,7 +2431,7 @@
       <w:outlineLvl w:val="6"/>
     </w:pPr>
     <w:rPr>
-      <w:rFonts w:asciiTheme="majorHAnsi" w:eastAsiaTheme="majorEastAsia" w:hAnsiTheme="majorHAnsi" w:cstheme="majorBidi"/>
+      <w:rFonts w:ascii="Newsreader Display" w:hAnsi="Newsreader Display" w:cs="Newsreader Display"/>
       <w:i/>
       <w:iCs/>
       <w:color w:val="404040" w:themeColor="text1" w:themeTint="BF"/>
@@ -2440,7 +2454,7 @@
       <w:outlineLvl w:val="7"/>
     </w:pPr>
     <w:rPr>
-      <w:rFonts w:asciiTheme="majorHAnsi" w:eastAsiaTheme="majorEastAsia" w:hAnsiTheme="majorHAnsi" w:cstheme="majorBidi"/>
+      <w:rFonts w:ascii="Newsreader Display" w:hAnsi="Newsreader Display" w:cs="Newsreader Display"/>
       <w:color w:val="4F81BD" w:themeColor="accent1"/>
       <w:sz w:val="20"/>
       <w:szCs w:val="20"/>
@@ -2463,7 +2477,7 @@
       <w:outlineLvl w:val="8"/>
     </w:pPr>
     <w:rPr>
-      <w:rFonts w:asciiTheme="majorHAnsi" w:eastAsiaTheme="majorEastAsia" w:hAnsiTheme="majorHAnsi" w:cstheme="majorBidi"/>
+      <w:rFonts w:ascii="Newsreader Display" w:hAnsi="Newsreader Display" w:cs="Newsreader Display"/>
       <w:i/>
       <w:iCs/>
       <w:color w:val="404040" w:themeColor="text1" w:themeTint="BF"/>
@@ -2514,7 +2528,7 @@
     <w:uiPriority w:val="9"/>
     <w:rsid w:val="00FC693F"/>
     <w:rPr>
-      <w:rFonts w:asciiTheme="majorHAnsi" w:eastAsiaTheme="majorEastAsia" w:hAnsiTheme="majorHAnsi" w:cstheme="majorBidi"/>
+      <w:rFonts w:ascii="Newsreader Display" w:hAnsi="Newsreader Display" w:cs="Newsreader Display"/>
       <w:b/>
       <w:bCs/>
       <w:color w:val="365F91" w:themeColor="accent1" w:themeShade="BF"/>
@@ -2529,7 +2543,7 @@
     <w:uiPriority w:val="9"/>
     <w:rsid w:val="00FC693F"/>
     <w:rPr>
-      <w:rFonts w:asciiTheme="majorHAnsi" w:eastAsiaTheme="majorEastAsia" w:hAnsiTheme="majorHAnsi" w:cstheme="majorBidi"/>
+      <w:rFonts w:ascii="Newsreader Display" w:hAnsi="Newsreader Display" w:cs="Newsreader Display"/>
       <w:b/>
       <w:bCs/>
       <w:color w:val="4F81BD" w:themeColor="accent1"/>
@@ -2544,7 +2558,7 @@
     <w:uiPriority w:val="9"/>
     <w:rsid w:val="00FC693F"/>
     <w:rPr>
-      <w:rFonts w:asciiTheme="majorHAnsi" w:eastAsiaTheme="majorEastAsia" w:hAnsiTheme="majorHAnsi" w:cstheme="majorBidi"/>
+      <w:rFonts w:ascii="Newsreader Display" w:hAnsi="Newsreader Display" w:cs="Newsreader Display"/>
       <w:b/>
       <w:bCs/>
       <w:color w:val="4F81BD" w:themeColor="accent1"/>
@@ -2559,17 +2573,17 @@
     <w:qFormat/>
     <w:rsid w:val="00FC693F"/>
     <w:pPr>
-      <w:spacing w:after="160" w:line="252" w:lineRule="auto" w:before="0"/>
+      <w:spacing w:after="200" w:line="245" w:lineRule="auto" w:before="0"/>
       <w:contextualSpacing/>
     </w:pPr>
     <w:rPr>
-      <w:rFonts w:asciiTheme="majorHAnsi" w:eastAsiaTheme="majorEastAsia" w:hAnsiTheme="majorHAnsi" w:cstheme="majorBidi" w:ascii="Playfair Display" w:hAnsi="Playfair Display" w:cs="Playfair Display" w:eastAsia="Playfair Display"/>
+      <w:rFonts w:ascii="Newsreader Display" w:hAnsi="Newsreader Display" w:cs="Newsreader Display" w:eastAsia="Newsreader Display"/>
       <w:b w:val="0"/>
       <w:i w:val="0"/>
       <w:color w:val="103428"/>
       <w:spacing w:val="5"/>
       <w:kern w:val="28"/>
-      <w:sz w:val="60"/>
+      <w:sz w:val="64"/>
       <w:szCs w:val="52"/>
     </w:rPr>
   </w:style>
@@ -2580,7 +2594,7 @@
     <w:uiPriority w:val="10"/>
     <w:rsid w:val="00FC693F"/>
     <w:rPr>
-      <w:rFonts w:asciiTheme="majorHAnsi" w:eastAsiaTheme="majorEastAsia" w:hAnsiTheme="majorHAnsi" w:cstheme="majorBidi"/>
+      <w:rFonts w:ascii="Newsreader Display" w:hAnsi="Newsreader Display" w:cs="Newsreader Display"/>
       <w:color w:val="17365D" w:themeColor="text2" w:themeShade="BF"/>
       <w:spacing w:val="5"/>
       <w:kern w:val="28"/>
@@ -2603,13 +2617,13 @@
       <w:spacing w:before="0" w:after="240" w:line="312" w:lineRule="auto"/>
     </w:pPr>
     <w:rPr>
-      <w:rFonts w:asciiTheme="majorHAnsi" w:eastAsiaTheme="majorEastAsia" w:hAnsiTheme="majorHAnsi" w:cstheme="majorBidi" w:ascii="Source Serif 4" w:hAnsi="Source Serif 4" w:cs="Source Serif 4" w:eastAsia="Source Serif 4"/>
+      <w:rFonts w:ascii="Newsreader Text" w:hAnsi="Newsreader Text" w:cs="Newsreader Text" w:eastAsia="Newsreader Text"/>
       <w:b w:val="0"/>
       <w:i w:val="0"/>
       <w:iCs/>
-      <w:color w:val="2C5040"/>
+      <w:color w:val="5F6662"/>
       <w:spacing w:val="15"/>
-      <w:sz w:val="28"/>
+      <w:sz w:val="26"/>
       <w:szCs w:val="24"/>
     </w:rPr>
   </w:style>
@@ -2620,7 +2634,7 @@
     <w:uiPriority w:val="11"/>
     <w:rsid w:val="00FC693F"/>
     <w:rPr>
-      <w:rFonts w:asciiTheme="majorHAnsi" w:eastAsiaTheme="majorEastAsia" w:hAnsiTheme="majorHAnsi" w:cstheme="majorBidi"/>
+      <w:rFonts w:ascii="Newsreader Display" w:hAnsi="Newsreader Display" w:cs="Newsreader Display"/>
       <w:i/>
       <w:iCs/>
       <w:color w:val="4F81BD" w:themeColor="accent1"/>
@@ -2749,7 +2763,7 @@
       <w:contextualSpacing/>
     </w:pPr>
     <w:rPr>
-      <w:rFonts w:ascii="Inter" w:hAnsi="Inter" w:cs="Inter" w:eastAsia="Inter"/>
+      <w:rFonts w:ascii="Public Sans" w:hAnsi="Public Sans" w:cs="Public Sans" w:eastAsia="Public Sans"/>
       <w:b w:val="0"/>
       <w:i w:val="0"/>
       <w:color w:val="1B201E"/>
@@ -2796,7 +2810,7 @@
       <w:contextualSpacing/>
     </w:pPr>
     <w:rPr>
-      <w:rFonts w:ascii="Inter" w:hAnsi="Inter" w:cs="Inter" w:eastAsia="Inter"/>
+      <w:rFonts w:ascii="Public Sans" w:hAnsi="Public Sans" w:cs="Public Sans" w:eastAsia="Public Sans"/>
       <w:b w:val="0"/>
       <w:i w:val="0"/>
       <w:color w:val="1B201E"/>
@@ -2912,12 +2926,12 @@
       <w:spacing w:before="240" w:after="240" w:line="324" w:lineRule="auto"/>
     </w:pPr>
     <w:rPr>
-      <w:rFonts w:ascii="Source Serif 4" w:hAnsi="Source Serif 4" w:cs="Source Serif 4" w:eastAsia="Source Serif 4"/>
+      <w:rFonts w:ascii="Newsreader Display" w:hAnsi="Newsreader Display" w:cs="Newsreader Display" w:eastAsia="Newsreader Display"/>
       <w:b w:val="0"/>
       <w:i/>
       <w:iCs/>
       <w:color w:val="103428"/>
-      <w:sz w:val="28"/>
+      <w:sz w:val="32"/>
     </w:rPr>
   </w:style>
   <w:style w:type="character" w:customStyle="1" w:styleId="QuoteChar">
@@ -2940,7 +2954,7 @@
     <w:semiHidden/>
     <w:rsid w:val="00FC693F"/>
     <w:rPr>
-      <w:rFonts w:asciiTheme="majorHAnsi" w:eastAsiaTheme="majorEastAsia" w:hAnsiTheme="majorHAnsi" w:cstheme="majorBidi"/>
+      <w:rFonts w:ascii="Newsreader Display" w:hAnsi="Newsreader Display" w:cs="Newsreader Display"/>
       <w:b/>
       <w:bCs/>
       <w:i/>
@@ -2956,7 +2970,7 @@
     <w:semiHidden/>
     <w:rsid w:val="00FC693F"/>
     <w:rPr>
-      <w:rFonts w:asciiTheme="majorHAnsi" w:eastAsiaTheme="majorEastAsia" w:hAnsiTheme="majorHAnsi" w:cstheme="majorBidi"/>
+      <w:rFonts w:ascii="Newsreader Display" w:hAnsi="Newsreader Display" w:cs="Newsreader Display"/>
       <w:color w:val="243F60" w:themeColor="accent1" w:themeShade="7F"/>
     </w:rPr>
   </w:style>
@@ -2968,7 +2982,7 @@
     <w:semiHidden/>
     <w:rsid w:val="00FC693F"/>
     <w:rPr>
-      <w:rFonts w:asciiTheme="majorHAnsi" w:eastAsiaTheme="majorEastAsia" w:hAnsiTheme="majorHAnsi" w:cstheme="majorBidi"/>
+      <w:rFonts w:ascii="Newsreader Display" w:hAnsi="Newsreader Display" w:cs="Newsreader Display"/>
       <w:i/>
       <w:iCs/>
       <w:color w:val="243F60" w:themeColor="accent1" w:themeShade="7F"/>
@@ -2982,7 +2996,7 @@
     <w:semiHidden/>
     <w:rsid w:val="00FC693F"/>
     <w:rPr>
-      <w:rFonts w:asciiTheme="majorHAnsi" w:eastAsiaTheme="majorEastAsia" w:hAnsiTheme="majorHAnsi" w:cstheme="majorBidi"/>
+      <w:rFonts w:ascii="Newsreader Display" w:hAnsi="Newsreader Display" w:cs="Newsreader Display"/>
       <w:i/>
       <w:iCs/>
       <w:color w:val="404040" w:themeColor="text1" w:themeTint="BF"/>
@@ -2996,7 +3010,7 @@
     <w:semiHidden/>
     <w:rsid w:val="00FC693F"/>
     <w:rPr>
-      <w:rFonts w:asciiTheme="majorHAnsi" w:eastAsiaTheme="majorEastAsia" w:hAnsiTheme="majorHAnsi" w:cstheme="majorBidi"/>
+      <w:rFonts w:ascii="Newsreader Display" w:hAnsi="Newsreader Display" w:cs="Newsreader Display"/>
       <w:color w:val="4F81BD" w:themeColor="accent1"/>
       <w:sz w:val="20"/>
       <w:szCs w:val="20"/>
@@ -3010,7 +3024,7 @@
     <w:semiHidden/>
     <w:rsid w:val="00FC693F"/>
     <w:rPr>
-      <w:rFonts w:asciiTheme="majorHAnsi" w:eastAsiaTheme="majorEastAsia" w:hAnsiTheme="majorHAnsi" w:cstheme="majorBidi"/>
+      <w:rFonts w:ascii="Newsreader Display" w:hAnsi="Newsreader Display" w:cs="Newsreader Display"/>
       <w:i/>
       <w:iCs/>
       <w:color w:val="404040" w:themeColor="text1" w:themeTint="BF"/>
@@ -3031,7 +3045,7 @@
       <w:spacing w:line="300" w:lineRule="auto" w:before="60" w:after="200"/>
     </w:pPr>
     <w:rPr>
-      <w:rFonts w:ascii="Inter" w:hAnsi="Inter" w:cs="Inter" w:eastAsia="Inter"/>
+      <w:rFonts w:ascii="Public Sans" w:hAnsi="Public Sans" w:cs="Public Sans" w:eastAsia="Public Sans"/>
       <w:b w:val="0"/>
       <w:bCs/>
       <w:i w:val="0"/>
@@ -4601,7 +4615,7 @@
         <w:spacing w:before="0" w:after="0" w:line="240" w:lineRule="auto"/>
       </w:pPr>
       <w:rPr>
-        <w:rFonts w:asciiTheme="majorHAnsi" w:eastAsiaTheme="majorEastAsia" w:hAnsiTheme="majorHAnsi" w:cstheme="majorBidi"/>
+        <w:rFonts w:ascii="Newsreader Display" w:hAnsi="Newsreader Display" w:cs="Newsreader Display"/>
         <w:b/>
         <w:bCs/>
       </w:rPr>
@@ -4622,7 +4636,7 @@
         <w:spacing w:before="0" w:after="0" w:line="240" w:lineRule="auto"/>
       </w:pPr>
       <w:rPr>
-        <w:rFonts w:asciiTheme="majorHAnsi" w:eastAsiaTheme="majorEastAsia" w:hAnsiTheme="majorHAnsi" w:cstheme="majorBidi"/>
+        <w:rFonts w:ascii="Newsreader Display" w:hAnsi="Newsreader Display" w:cs="Newsreader Display"/>
         <w:b/>
         <w:bCs/>
       </w:rPr>
@@ -4640,14 +4654,14 @@
     </w:tblStylePr>
     <w:tblStylePr w:type="firstCol">
       <w:rPr>
-        <w:rFonts w:asciiTheme="majorHAnsi" w:eastAsiaTheme="majorEastAsia" w:hAnsiTheme="majorHAnsi" w:cstheme="majorBidi"/>
+        <w:rFonts w:ascii="Newsreader Display" w:hAnsi="Newsreader Display" w:cs="Newsreader Display"/>
         <w:b/>
         <w:bCs/>
       </w:rPr>
     </w:tblStylePr>
     <w:tblStylePr w:type="lastCol">
       <w:rPr>
-        <w:rFonts w:asciiTheme="majorHAnsi" w:eastAsiaTheme="majorEastAsia" w:hAnsiTheme="majorHAnsi" w:cstheme="majorBidi"/>
+        <w:rFonts w:ascii="Newsreader Display" w:hAnsi="Newsreader Display" w:cs="Newsreader Display"/>
         <w:b/>
         <w:bCs/>
       </w:rPr>
@@ -4731,7 +4745,7 @@
         <w:spacing w:before="0" w:after="0" w:line="240" w:lineRule="auto"/>
       </w:pPr>
       <w:rPr>
-        <w:rFonts w:asciiTheme="majorHAnsi" w:eastAsiaTheme="majorEastAsia" w:hAnsiTheme="majorHAnsi" w:cstheme="majorBidi"/>
+        <w:rFonts w:ascii="Newsreader Display" w:hAnsi="Newsreader Display" w:cs="Newsreader Display"/>
         <w:b/>
         <w:bCs/>
       </w:rPr>
@@ -4752,7 +4766,7 @@
         <w:spacing w:before="0" w:after="0" w:line="240" w:lineRule="auto"/>
       </w:pPr>
       <w:rPr>
-        <w:rFonts w:asciiTheme="majorHAnsi" w:eastAsiaTheme="majorEastAsia" w:hAnsiTheme="majorHAnsi" w:cstheme="majorBidi"/>
+        <w:rFonts w:ascii="Newsreader Display" w:hAnsi="Newsreader Display" w:cs="Newsreader Display"/>
         <w:b/>
         <w:bCs/>
       </w:rPr>
@@ -4770,14 +4784,14 @@
     </w:tblStylePr>
     <w:tblStylePr w:type="firstCol">
       <w:rPr>
-        <w:rFonts w:asciiTheme="majorHAnsi" w:eastAsiaTheme="majorEastAsia" w:hAnsiTheme="majorHAnsi" w:cstheme="majorBidi"/>
+        <w:rFonts w:ascii="Newsreader Display" w:hAnsi="Newsreader Display" w:cs="Newsreader Display"/>
         <w:b/>
         <w:bCs/>
       </w:rPr>
     </w:tblStylePr>
     <w:tblStylePr w:type="lastCol">
       <w:rPr>
-        <w:rFonts w:asciiTheme="majorHAnsi" w:eastAsiaTheme="majorEastAsia" w:hAnsiTheme="majorHAnsi" w:cstheme="majorBidi"/>
+        <w:rFonts w:ascii="Newsreader Display" w:hAnsi="Newsreader Display" w:cs="Newsreader Display"/>
         <w:b/>
         <w:bCs/>
       </w:rPr>
@@ -4861,7 +4875,7 @@
         <w:spacing w:before="0" w:after="0" w:line="240" w:lineRule="auto"/>
       </w:pPr>
       <w:rPr>
-        <w:rFonts w:asciiTheme="majorHAnsi" w:eastAsiaTheme="majorEastAsia" w:hAnsiTheme="majorHAnsi" w:cstheme="majorBidi"/>
+        <w:rFonts w:ascii="Newsreader Display" w:hAnsi="Newsreader Display" w:cs="Newsreader Display"/>
         <w:b/>
         <w:bCs/>
       </w:rPr>
@@ -4882,7 +4896,7 @@
         <w:spacing w:before="0" w:after="0" w:line="240" w:lineRule="auto"/>
       </w:pPr>
       <w:rPr>
-        <w:rFonts w:asciiTheme="majorHAnsi" w:eastAsiaTheme="majorEastAsia" w:hAnsiTheme="majorHAnsi" w:cstheme="majorBidi"/>
+        <w:rFonts w:ascii="Newsreader Display" w:hAnsi="Newsreader Display" w:cs="Newsreader Display"/>
         <w:b/>
         <w:bCs/>
       </w:rPr>
@@ -4900,14 +4914,14 @@
     </w:tblStylePr>
     <w:tblStylePr w:type="firstCol">
       <w:rPr>
-        <w:rFonts w:asciiTheme="majorHAnsi" w:eastAsiaTheme="majorEastAsia" w:hAnsiTheme="majorHAnsi" w:cstheme="majorBidi"/>
+        <w:rFonts w:ascii="Newsreader Display" w:hAnsi="Newsreader Display" w:cs="Newsreader Display"/>
         <w:b/>
         <w:bCs/>
       </w:rPr>
     </w:tblStylePr>
     <w:tblStylePr w:type="lastCol">
       <w:rPr>
-        <w:rFonts w:asciiTheme="majorHAnsi" w:eastAsiaTheme="majorEastAsia" w:hAnsiTheme="majorHAnsi" w:cstheme="majorBidi"/>
+        <w:rFonts w:ascii="Newsreader Display" w:hAnsi="Newsreader Display" w:cs="Newsreader Display"/>
         <w:b/>
         <w:bCs/>
       </w:rPr>
@@ -4991,7 +5005,7 @@
         <w:spacing w:before="0" w:after="0" w:line="240" w:lineRule="auto"/>
       </w:pPr>
       <w:rPr>
-        <w:rFonts w:asciiTheme="majorHAnsi" w:eastAsiaTheme="majorEastAsia" w:hAnsiTheme="majorHAnsi" w:cstheme="majorBidi"/>
+        <w:rFonts w:ascii="Newsreader Display" w:hAnsi="Newsreader Display" w:cs="Newsreader Display"/>
         <w:b/>
         <w:bCs/>
       </w:rPr>
@@ -5012,7 +5026,7 @@
         <w:spacing w:before="0" w:after="0" w:line="240" w:lineRule="auto"/>
       </w:pPr>
       <w:rPr>
-        <w:rFonts w:asciiTheme="majorHAnsi" w:eastAsiaTheme="majorEastAsia" w:hAnsiTheme="majorHAnsi" w:cstheme="majorBidi"/>
+        <w:rFonts w:ascii="Newsreader Display" w:hAnsi="Newsreader Display" w:cs="Newsreader Display"/>
         <w:b/>
         <w:bCs/>
       </w:rPr>
@@ -5030,14 +5044,14 @@
     </w:tblStylePr>
     <w:tblStylePr w:type="firstCol">
       <w:rPr>
-        <w:rFonts w:asciiTheme="majorHAnsi" w:eastAsiaTheme="majorEastAsia" w:hAnsiTheme="majorHAnsi" w:cstheme="majorBidi"/>
+        <w:rFonts w:ascii="Newsreader Display" w:hAnsi="Newsreader Display" w:cs="Newsreader Display"/>
         <w:b/>
         <w:bCs/>
       </w:rPr>
     </w:tblStylePr>
     <w:tblStylePr w:type="lastCol">
       <w:rPr>
-        <w:rFonts w:asciiTheme="majorHAnsi" w:eastAsiaTheme="majorEastAsia" w:hAnsiTheme="majorHAnsi" w:cstheme="majorBidi"/>
+        <w:rFonts w:ascii="Newsreader Display" w:hAnsi="Newsreader Display" w:cs="Newsreader Display"/>
         <w:b/>
         <w:bCs/>
       </w:rPr>
@@ -5121,7 +5135,7 @@
         <w:spacing w:before="0" w:after="0" w:line="240" w:lineRule="auto"/>
       </w:pPr>
       <w:rPr>
-        <w:rFonts w:asciiTheme="majorHAnsi" w:eastAsiaTheme="majorEastAsia" w:hAnsiTheme="majorHAnsi" w:cstheme="majorBidi"/>
+        <w:rFonts w:ascii="Newsreader Display" w:hAnsi="Newsreader Display" w:cs="Newsreader Display"/>
         <w:b/>
         <w:bCs/>
       </w:rPr>
@@ -5142,7 +5156,7 @@
         <w:spacing w:before="0" w:after="0" w:line="240" w:lineRule="auto"/>
       </w:pPr>
       <w:rPr>
-        <w:rFonts w:asciiTheme="majorHAnsi" w:eastAsiaTheme="majorEastAsia" w:hAnsiTheme="majorHAnsi" w:cstheme="majorBidi"/>
+        <w:rFonts w:ascii="Newsreader Display" w:hAnsi="Newsreader Display" w:cs="Newsreader Display"/>
         <w:b/>
         <w:bCs/>
       </w:rPr>
@@ -5160,14 +5174,14 @@
     </w:tblStylePr>
     <w:tblStylePr w:type="firstCol">
       <w:rPr>
-        <w:rFonts w:asciiTheme="majorHAnsi" w:eastAsiaTheme="majorEastAsia" w:hAnsiTheme="majorHAnsi" w:cstheme="majorBidi"/>
+        <w:rFonts w:ascii="Newsreader Display" w:hAnsi="Newsreader Display" w:cs="Newsreader Display"/>
         <w:b/>
         <w:bCs/>
       </w:rPr>
     </w:tblStylePr>
     <w:tblStylePr w:type="lastCol">
       <w:rPr>
-        <w:rFonts w:asciiTheme="majorHAnsi" w:eastAsiaTheme="majorEastAsia" w:hAnsiTheme="majorHAnsi" w:cstheme="majorBidi"/>
+        <w:rFonts w:ascii="Newsreader Display" w:hAnsi="Newsreader Display" w:cs="Newsreader Display"/>
         <w:b/>
         <w:bCs/>
       </w:rPr>
@@ -5251,7 +5265,7 @@
         <w:spacing w:before="0" w:after="0" w:line="240" w:lineRule="auto"/>
       </w:pPr>
       <w:rPr>
-        <w:rFonts w:asciiTheme="majorHAnsi" w:eastAsiaTheme="majorEastAsia" w:hAnsiTheme="majorHAnsi" w:cstheme="majorBidi"/>
+        <w:rFonts w:ascii="Newsreader Display" w:hAnsi="Newsreader Display" w:cs="Newsreader Display"/>
         <w:b/>
         <w:bCs/>
       </w:rPr>
@@ -5272,7 +5286,7 @@
         <w:spacing w:before="0" w:after="0" w:line="240" w:lineRule="auto"/>
       </w:pPr>
       <w:rPr>
-        <w:rFonts w:asciiTheme="majorHAnsi" w:eastAsiaTheme="majorEastAsia" w:hAnsiTheme="majorHAnsi" w:cstheme="majorBidi"/>
+        <w:rFonts w:ascii="Newsreader Display" w:hAnsi="Newsreader Display" w:cs="Newsreader Display"/>
         <w:b/>
         <w:bCs/>
       </w:rPr>
@@ -5290,14 +5304,14 @@
     </w:tblStylePr>
     <w:tblStylePr w:type="firstCol">
       <w:rPr>
-        <w:rFonts w:asciiTheme="majorHAnsi" w:eastAsiaTheme="majorEastAsia" w:hAnsiTheme="majorHAnsi" w:cstheme="majorBidi"/>
+        <w:rFonts w:ascii="Newsreader Display" w:hAnsi="Newsreader Display" w:cs="Newsreader Display"/>
         <w:b/>
         <w:bCs/>
       </w:rPr>
     </w:tblStylePr>
     <w:tblStylePr w:type="lastCol">
       <w:rPr>
-        <w:rFonts w:asciiTheme="majorHAnsi" w:eastAsiaTheme="majorEastAsia" w:hAnsiTheme="majorHAnsi" w:cstheme="majorBidi"/>
+        <w:rFonts w:ascii="Newsreader Display" w:hAnsi="Newsreader Display" w:cs="Newsreader Display"/>
         <w:b/>
         <w:bCs/>
       </w:rPr>
@@ -5381,7 +5395,7 @@
         <w:spacing w:before="0" w:after="0" w:line="240" w:lineRule="auto"/>
       </w:pPr>
       <w:rPr>
-        <w:rFonts w:asciiTheme="majorHAnsi" w:eastAsiaTheme="majorEastAsia" w:hAnsiTheme="majorHAnsi" w:cstheme="majorBidi"/>
+        <w:rFonts w:ascii="Newsreader Display" w:hAnsi="Newsreader Display" w:cs="Newsreader Display"/>
         <w:b/>
         <w:bCs/>
       </w:rPr>
@@ -5402,7 +5416,7 @@
         <w:spacing w:before="0" w:after="0" w:line="240" w:lineRule="auto"/>
       </w:pPr>
       <w:rPr>
-        <w:rFonts w:asciiTheme="majorHAnsi" w:eastAsiaTheme="majorEastAsia" w:hAnsiTheme="majorHAnsi" w:cstheme="majorBidi"/>
+        <w:rFonts w:ascii="Newsreader Display" w:hAnsi="Newsreader Display" w:cs="Newsreader Display"/>
         <w:b/>
         <w:bCs/>
       </w:rPr>
@@ -5420,14 +5434,14 @@
     </w:tblStylePr>
     <w:tblStylePr w:type="firstCol">
       <w:rPr>
-        <w:rFonts w:asciiTheme="majorHAnsi" w:eastAsiaTheme="majorEastAsia" w:hAnsiTheme="majorHAnsi" w:cstheme="majorBidi"/>
+        <w:rFonts w:ascii="Newsreader Display" w:hAnsi="Newsreader Display" w:cs="Newsreader Display"/>
         <w:b/>
         <w:bCs/>
       </w:rPr>
     </w:tblStylePr>
     <w:tblStylePr w:type="lastCol">
       <w:rPr>
-        <w:rFonts w:asciiTheme="majorHAnsi" w:eastAsiaTheme="majorEastAsia" w:hAnsiTheme="majorHAnsi" w:cstheme="majorBidi"/>
+        <w:rFonts w:ascii="Newsreader Display" w:hAnsi="Newsreader Display" w:cs="Newsreader Display"/>
         <w:b/>
         <w:bCs/>
       </w:rPr>
@@ -7292,7 +7306,7 @@
     </w:tblPr>
     <w:tblStylePr w:type="firstRow">
       <w:rPr>
-        <w:rFonts w:asciiTheme="majorHAnsi" w:eastAsiaTheme="majorEastAsia" w:hAnsiTheme="majorHAnsi" w:cstheme="majorBidi"/>
+        <w:rFonts w:ascii="Newsreader Display" w:hAnsi="Newsreader Display" w:cs="Newsreader Display"/>
       </w:rPr>
       <w:tblPr/>
       <w:tcPr>
@@ -7376,7 +7390,7 @@
     </w:tblPr>
     <w:tblStylePr w:type="firstRow">
       <w:rPr>
-        <w:rFonts w:asciiTheme="majorHAnsi" w:eastAsiaTheme="majorEastAsia" w:hAnsiTheme="majorHAnsi" w:cstheme="majorBidi"/>
+        <w:rFonts w:ascii="Newsreader Display" w:hAnsi="Newsreader Display" w:cs="Newsreader Display"/>
       </w:rPr>
       <w:tblPr/>
       <w:tcPr>
@@ -7460,7 +7474,7 @@
     </w:tblPr>
     <w:tblStylePr w:type="firstRow">
       <w:rPr>
-        <w:rFonts w:asciiTheme="majorHAnsi" w:eastAsiaTheme="majorEastAsia" w:hAnsiTheme="majorHAnsi" w:cstheme="majorBidi"/>
+        <w:rFonts w:ascii="Newsreader Display" w:hAnsi="Newsreader Display" w:cs="Newsreader Display"/>
       </w:rPr>
       <w:tblPr/>
       <w:tcPr>
@@ -7544,7 +7558,7 @@
     </w:tblPr>
     <w:tblStylePr w:type="firstRow">
       <w:rPr>
-        <w:rFonts w:asciiTheme="majorHAnsi" w:eastAsiaTheme="majorEastAsia" w:hAnsiTheme="majorHAnsi" w:cstheme="majorBidi"/>
+        <w:rFonts w:ascii="Newsreader Display" w:hAnsi="Newsreader Display" w:cs="Newsreader Display"/>
       </w:rPr>
       <w:tblPr/>
       <w:tcPr>
@@ -7628,7 +7642,7 @@
     </w:tblPr>
     <w:tblStylePr w:type="firstRow">
       <w:rPr>
-        <w:rFonts w:asciiTheme="majorHAnsi" w:eastAsiaTheme="majorEastAsia" w:hAnsiTheme="majorHAnsi" w:cstheme="majorBidi"/>
+        <w:rFonts w:ascii="Newsreader Display" w:hAnsi="Newsreader Display" w:cs="Newsreader Display"/>
       </w:rPr>
       <w:tblPr/>
       <w:tcPr>
@@ -7712,7 +7726,7 @@
     </w:tblPr>
     <w:tblStylePr w:type="firstRow">
       <w:rPr>
-        <w:rFonts w:asciiTheme="majorHAnsi" w:eastAsiaTheme="majorEastAsia" w:hAnsiTheme="majorHAnsi" w:cstheme="majorBidi"/>
+        <w:rFonts w:ascii="Newsreader Display" w:hAnsi="Newsreader Display" w:cs="Newsreader Display"/>
       </w:rPr>
       <w:tblPr/>
       <w:tcPr>
@@ -7796,7 +7810,7 @@
     </w:tblPr>
     <w:tblStylePr w:type="firstRow">
       <w:rPr>
-        <w:rFonts w:asciiTheme="majorHAnsi" w:eastAsiaTheme="majorEastAsia" w:hAnsiTheme="majorHAnsi" w:cstheme="majorBidi"/>
+        <w:rFonts w:ascii="Newsreader Display" w:hAnsi="Newsreader Display" w:cs="Newsreader Display"/>
       </w:rPr>
       <w:tblPr/>
       <w:tcPr>
@@ -7861,7 +7875,7 @@
       <w:spacing w:after="0" w:line="240" w:lineRule="auto"/>
     </w:pPr>
     <w:rPr>
-      <w:rFonts w:asciiTheme="majorHAnsi" w:eastAsiaTheme="majorEastAsia" w:hAnsiTheme="majorHAnsi" w:cstheme="majorBidi"/>
+      <w:rFonts w:ascii="Newsreader Display" w:hAnsi="Newsreader Display" w:cs="Newsreader Display"/>
       <w:color w:val="000000" w:themeColor="text1"/>
     </w:rPr>
     <w:tblPr>
@@ -7989,7 +8003,7 @@
       <w:spacing w:after="0" w:line="240" w:lineRule="auto"/>
     </w:pPr>
     <w:rPr>
-      <w:rFonts w:asciiTheme="majorHAnsi" w:eastAsiaTheme="majorEastAsia" w:hAnsiTheme="majorHAnsi" w:cstheme="majorBidi"/>
+      <w:rFonts w:ascii="Newsreader Display" w:hAnsi="Newsreader Display" w:cs="Newsreader Display"/>
       <w:color w:val="000000" w:themeColor="text1"/>
     </w:rPr>
     <w:tblPr>
@@ -8117,7 +8131,7 @@
       <w:spacing w:after="0" w:line="240" w:lineRule="auto"/>
     </w:pPr>
     <w:rPr>
-      <w:rFonts w:asciiTheme="majorHAnsi" w:eastAsiaTheme="majorEastAsia" w:hAnsiTheme="majorHAnsi" w:cstheme="majorBidi"/>
+      <w:rFonts w:ascii="Newsreader Display" w:hAnsi="Newsreader Display" w:cs="Newsreader Display"/>
       <w:color w:val="000000" w:themeColor="text1"/>
     </w:rPr>
     <w:tblPr>
@@ -8245,7 +8259,7 @@
       <w:spacing w:after="0" w:line="240" w:lineRule="auto"/>
     </w:pPr>
     <w:rPr>
-      <w:rFonts w:asciiTheme="majorHAnsi" w:eastAsiaTheme="majorEastAsia" w:hAnsiTheme="majorHAnsi" w:cstheme="majorBidi"/>
+      <w:rFonts w:ascii="Newsreader Display" w:hAnsi="Newsreader Display" w:cs="Newsreader Display"/>
       <w:color w:val="000000" w:themeColor="text1"/>
     </w:rPr>
     <w:tblPr>
@@ -8373,7 +8387,7 @@
       <w:spacing w:after="0" w:line="240" w:lineRule="auto"/>
     </w:pPr>
     <w:rPr>
-      <w:rFonts w:asciiTheme="majorHAnsi" w:eastAsiaTheme="majorEastAsia" w:hAnsiTheme="majorHAnsi" w:cstheme="majorBidi"/>
+      <w:rFonts w:ascii="Newsreader Display" w:hAnsi="Newsreader Display" w:cs="Newsreader Display"/>
       <w:color w:val="000000" w:themeColor="text1"/>
     </w:rPr>
     <w:tblPr>
@@ -8501,7 +8515,7 @@
       <w:spacing w:after="0" w:line="240" w:lineRule="auto"/>
     </w:pPr>
     <w:rPr>
-      <w:rFonts w:asciiTheme="majorHAnsi" w:eastAsiaTheme="majorEastAsia" w:hAnsiTheme="majorHAnsi" w:cstheme="majorBidi"/>
+      <w:rFonts w:ascii="Newsreader Display" w:hAnsi="Newsreader Display" w:cs="Newsreader Display"/>
       <w:color w:val="000000" w:themeColor="text1"/>
     </w:rPr>
     <w:tblPr>
@@ -8629,7 +8643,7 @@
       <w:spacing w:after="0" w:line="240" w:lineRule="auto"/>
     </w:pPr>
     <w:rPr>
-      <w:rFonts w:asciiTheme="majorHAnsi" w:eastAsiaTheme="majorEastAsia" w:hAnsiTheme="majorHAnsi" w:cstheme="majorBidi"/>
+      <w:rFonts w:ascii="Newsreader Display" w:hAnsi="Newsreader Display" w:cs="Newsreader Display"/>
       <w:color w:val="000000" w:themeColor="text1"/>
     </w:rPr>
     <w:tblPr>
@@ -9268,7 +9282,7 @@
       <w:spacing w:after="0" w:line="240" w:lineRule="auto"/>
     </w:pPr>
     <w:rPr>
-      <w:rFonts w:asciiTheme="majorHAnsi" w:eastAsiaTheme="majorEastAsia" w:hAnsiTheme="majorHAnsi" w:cstheme="majorBidi"/>
+      <w:rFonts w:ascii="Newsreader Display" w:hAnsi="Newsreader Display" w:cs="Newsreader Display"/>
       <w:color w:val="000000" w:themeColor="text1"/>
     </w:rPr>
     <w:tblPr>
@@ -9393,7 +9407,7 @@
       <w:spacing w:after="0" w:line="240" w:lineRule="auto"/>
     </w:pPr>
     <w:rPr>
-      <w:rFonts w:asciiTheme="majorHAnsi" w:eastAsiaTheme="majorEastAsia" w:hAnsiTheme="majorHAnsi" w:cstheme="majorBidi"/>
+      <w:rFonts w:ascii="Newsreader Display" w:hAnsi="Newsreader Display" w:cs="Newsreader Display"/>
       <w:color w:val="000000" w:themeColor="text1"/>
     </w:rPr>
     <w:tblPr>
@@ -9518,7 +9532,7 @@
       <w:spacing w:after="0" w:line="240" w:lineRule="auto"/>
     </w:pPr>
     <w:rPr>
-      <w:rFonts w:asciiTheme="majorHAnsi" w:eastAsiaTheme="majorEastAsia" w:hAnsiTheme="majorHAnsi" w:cstheme="majorBidi"/>
+      <w:rFonts w:ascii="Newsreader Display" w:hAnsi="Newsreader Display" w:cs="Newsreader Display"/>
       <w:color w:val="000000" w:themeColor="text1"/>
     </w:rPr>
     <w:tblPr>
@@ -9643,7 +9657,7 @@
       <w:spacing w:after="0" w:line="240" w:lineRule="auto"/>
     </w:pPr>
     <w:rPr>
-      <w:rFonts w:asciiTheme="majorHAnsi" w:eastAsiaTheme="majorEastAsia" w:hAnsiTheme="majorHAnsi" w:cstheme="majorBidi"/>
+      <w:rFonts w:ascii="Newsreader Display" w:hAnsi="Newsreader Display" w:cs="Newsreader Display"/>
       <w:color w:val="000000" w:themeColor="text1"/>
     </w:rPr>
     <w:tblPr>
@@ -9768,7 +9782,7 @@
       <w:spacing w:after="0" w:line="240" w:lineRule="auto"/>
     </w:pPr>
     <w:rPr>
-      <w:rFonts w:asciiTheme="majorHAnsi" w:eastAsiaTheme="majorEastAsia" w:hAnsiTheme="majorHAnsi" w:cstheme="majorBidi"/>
+      <w:rFonts w:ascii="Newsreader Display" w:hAnsi="Newsreader Display" w:cs="Newsreader Display"/>
       <w:color w:val="000000" w:themeColor="text1"/>
     </w:rPr>
     <w:tblPr>
@@ -9893,7 +9907,7 @@
       <w:spacing w:after="0" w:line="240" w:lineRule="auto"/>
     </w:pPr>
     <w:rPr>
-      <w:rFonts w:asciiTheme="majorHAnsi" w:eastAsiaTheme="majorEastAsia" w:hAnsiTheme="majorHAnsi" w:cstheme="majorBidi"/>
+      <w:rFonts w:ascii="Newsreader Display" w:hAnsi="Newsreader Display" w:cs="Newsreader Display"/>
       <w:color w:val="000000" w:themeColor="text1"/>
     </w:rPr>
     <w:tblPr>
@@ -10018,7 +10032,7 @@
       <w:spacing w:after="0" w:line="240" w:lineRule="auto"/>
     </w:pPr>
     <w:rPr>
-      <w:rFonts w:asciiTheme="majorHAnsi" w:eastAsiaTheme="majorEastAsia" w:hAnsiTheme="majorHAnsi" w:cstheme="majorBidi"/>
+      <w:rFonts w:ascii="Newsreader Display" w:hAnsi="Newsreader Display" w:cs="Newsreader Display"/>
       <w:color w:val="000000" w:themeColor="text1"/>
     </w:rPr>
     <w:tblPr>
@@ -13933,27 +13947,27 @@
       <w:spacing w:before="0" w:after="80" w:line="288" w:lineRule="auto"/>
     </w:pPr>
     <w:rPr>
-      <w:rFonts w:ascii="Inter" w:hAnsi="Inter" w:cs="Inter" w:eastAsia="Inter"/>
+      <w:rFonts w:ascii="Public Sans" w:hAnsi="Public Sans" w:cs="Public Sans" w:eastAsia="Public Sans"/>
       <w:b/>
       <w:i w:val="0"/>
       <w:caps/>
-      <w:color w:val="9A6510"/>
-      <w:sz w:val="16"/>
-      <w:spacing w:val="32"/>
+      <w:color w:val="8A5A0C"/>
+      <w:sz w:val="15"/>
+      <w:spacing w:val="12"/>
     </w:rPr>
   </w:style>
   <w:style w:type="paragraph" w:customStyle="1" w:styleId="Lead">
     <w:name w:val="Lead"/>
     <w:basedOn w:val="Normal"/>
     <w:pPr>
-      <w:spacing w:before="0" w:after="200" w:line="336" w:lineRule="auto"/>
+      <w:spacing w:before="0" w:after="240" w:line="331" w:lineRule="auto"/>
     </w:pPr>
     <w:rPr>
-      <w:rFonts w:ascii="Source Serif 4" w:hAnsi="Source Serif 4" w:cs="Source Serif 4" w:eastAsia="Source Serif 4"/>
+      <w:rFonts w:ascii="Newsreader Text" w:hAnsi="Newsreader Text" w:cs="Newsreader Text" w:eastAsia="Newsreader Text"/>
       <w:b w:val="0"/>
       <w:i w:val="0"/>
       <w:color w:val="103428"/>
-      <w:sz w:val="25"/>
+      <w:sz w:val="26"/>
     </w:rPr>
   </w:style>
   <w:style w:type="paragraph" w:customStyle="1" w:styleId="Small">
@@ -13963,7 +13977,7 @@
       <w:spacing w:before="0" w:after="40" w:line="300" w:lineRule="auto"/>
     </w:pPr>
     <w:rPr>
-      <w:rFonts w:ascii="Inter" w:hAnsi="Inter" w:cs="Inter" w:eastAsia="Inter"/>
+      <w:rFonts w:ascii="Public Sans" w:hAnsi="Public Sans" w:cs="Public Sans" w:eastAsia="Public Sans"/>
       <w:b w:val="0"/>
       <w:i w:val="0"/>
       <w:color w:val="5F6662"/>
@@ -13977,7 +13991,7 @@
       <w:spacing w:before="20" w:after="20" w:line="276" w:lineRule="auto"/>
     </w:pPr>
     <w:rPr>
-      <w:rFonts w:ascii="Inter" w:hAnsi="Inter" w:cs="Inter" w:eastAsia="Inter"/>
+      <w:rFonts w:ascii="Public Sans" w:hAnsi="Public Sans" w:cs="Public Sans" w:eastAsia="Public Sans"/>
       <w:b w:val="0"/>
       <w:i w:val="0"/>
       <w:color w:val="1B201E"/>
@@ -13991,13 +14005,13 @@
       <w:spacing w:before="40" w:after="40" w:line="264" w:lineRule="auto"/>
     </w:pPr>
     <w:rPr>
-      <w:rFonts w:ascii="Inter" w:hAnsi="Inter" w:cs="Inter" w:eastAsia="Inter"/>
+      <w:rFonts w:ascii="Public Sans" w:hAnsi="Public Sans" w:cs="Public Sans" w:eastAsia="Public Sans"/>
       <w:b/>
       <w:i w:val="0"/>
       <w:caps/>
       <w:color w:val="103428"/>
-      <w:sz w:val="16"/>
-      <w:spacing w:val="12"/>
+      <w:sz w:val="15"/>
+      <w:spacing w:val="10"/>
     </w:rPr>
   </w:style>
 </w:styles>
